--- a/expediente_generado/05-Oficio_911_Generado.docx
+++ b/expediente_generado/05-Oficio_911_Generado.docx
@@ -201,7 +201,7 @@
           <w:szCs w:val="24"/>
           <w:lang w:val="es-SV"/>
         </w:rPr>
-        <w:t xml:space="preserve">PNC.SO.112.3.4/n1-002-2026                                                                                             </w:t>
+        <w:t xml:space="preserve">PNC.SO.112.3.4/n1-001-2026                                                                                             </w:t>
       </w:r>
       <w:r>
         <w:rPr>
@@ -273,7 +273,7 @@
           <w:szCs w:val="24"/>
           <w:lang w:val="es-SV"/>
         </w:rPr>
-        <w:t xml:space="preserve">JUAN ANTONIO RIVERA de 44 años de edad, de nacionalidad Salvadoreña, residente en Comunidad los Almendros, Cantón Punta Remedios, municipio de Acajutla </w:t>
+        <w:t xml:space="preserve">JUAN ANTONIO RIVERA de 44 años de edad, de nacionalidad Salvadoreña, residente en Comunidad los Almendros, Cantón Punta Remedios, municipio de Acajutla, con documento de identidad número 06148510-8 </w:t>
       </w:r>
       <w:proofErr w:type="gramStart"/>
       <w:r>
@@ -293,7 +293,7 @@
           <w:szCs w:val="24"/>
           <w:lang w:val="es-SV"/>
         </w:rPr>
-        <w:t xml:space="preserve">20:00 horas del </w:t>
+        <w:t xml:space="preserve">20:13 horas del </w:t>
       </w:r>
       <w:proofErr w:type="gramStart"/>
       <w:r>
@@ -333,7 +333,7 @@
           <w:szCs w:val="24"/>
           <w:lang w:val="es-SV"/>
         </w:rPr>
-        <w:t xml:space="preserve">YOLANDA SANTAMARIA MARROQUÍN de 52 años de edad, residente en Comunidad los Almendros, Cantón Punta Remedios, municipio de Acajutla. Hecho cometido </w:t>
+        <w:t xml:space="preserve">YOLANDA SANTAMARIA MARROQUÍN de 52 años de edad, residente en Comunidad los Almendros, Cantón Punta Remedios, municipio de Acajutla, con documento único de identidad número 02956955-0. Hecho cometido </w:t>
       </w:r>
       <w:proofErr w:type="gramStart"/>
       <w:r>

--- a/expediente_generado/05-Oficio_911_Generado.docx
+++ b/expediente_generado/05-Oficio_911_Generado.docx
@@ -263,7 +263,7 @@
           <w:szCs w:val="24"/>
           <w:lang w:val="es-SV"/>
         </w:rPr>
-        <w:t xml:space="preserve">al imputado: </w:t>
+        <w:t xml:space="preserve">a los imputados: </w:t>
       </w:r>
       <w:proofErr w:type="gramStart"/>
       <w:r>
@@ -273,7 +273,9 @@
           <w:szCs w:val="24"/>
           <w:lang w:val="es-SV"/>
         </w:rPr>
-        <w:t xml:space="preserve">JUAN ANTONIO RIVERA de 44 años de edad, de nacionalidad Salvadoreña, residente en Comunidad los Almendros, Cantón Punta Remedios, municipio de Acajutla </w:t>
+        <w:t xml:space="preserve">1) JUAN ANTONIO RIVERA de 44 años de edad, con documento de identidad número 06851489-8, de nacionalidad Salvadoreña, residente en Comunidad los Almendros</w:t>
+        <w:br/>
+        <w:t xml:space="preserve">2) Claudia Marlene Maravilla de 56 años de edad, con documento de identidad número 06148510-8, de nacionalidad Salvadoreño, residente en Comunidad los Almendros </w:t>
       </w:r>
       <w:proofErr w:type="gramStart"/>
       <w:r>
@@ -283,7 +285,7 @@
           <w:szCs w:val="24"/>
           <w:lang w:val="es-SV"/>
         </w:rPr>
-        <w:t xml:space="preserve">Quien fue aprehendido por elementos de esta Unidad Policial a las </w:t>
+        <w:t xml:space="preserve">Quienes fueron aprehendidos por elementos de esta Unidad Policial a las </w:t>
       </w:r>
       <w:proofErr w:type="gramStart"/>
       <w:r>
@@ -293,7 +295,7 @@
           <w:szCs w:val="24"/>
           <w:lang w:val="es-SV"/>
         </w:rPr>
-        <w:t xml:space="preserve">12:18 horas del </w:t>
+        <w:t xml:space="preserve">15:15 horas del </w:t>
       </w:r>
       <w:proofErr w:type="gramStart"/>
       <w:r>
@@ -313,7 +315,7 @@
           <w:szCs w:val="24"/>
           <w:lang w:val="es-SV"/>
         </w:rPr>
-        <w:t xml:space="preserve">por el delito de LESIONES en perjuicio de </w:t>
+        <w:t xml:space="preserve">por los delitos de LESIONES y DAÑOS en perjuicio de </w:t>
       </w:r>
       <w:proofErr w:type="gramStart"/>
       <w:r>
@@ -323,7 +325,7 @@
           <w:szCs w:val="24"/>
           <w:lang w:val="es-SV"/>
         </w:rPr>
-        <w:t xml:space="preserve">la señora  </w:t>
+        <w:t xml:space="preserve">el señor  </w:t>
       </w:r>
       <w:proofErr w:type="gramStart"/>
       <w:r>
@@ -333,7 +335,7 @@
           <w:szCs w:val="24"/>
           <w:lang w:val="es-SV"/>
         </w:rPr>
-        <w:t xml:space="preserve">YOLANDA SANTAMARIA MARROQUÍN de 52 años de edad, residente en Comunidad los Almendros, Cantón Punta Remedios, municipio de Acajutla. Hecho cometido </w:t>
+        <w:t xml:space="preserve">La Salud Publica de  años de edad, residente en . Hecho cometido </w:t>
       </w:r>
       <w:proofErr w:type="gramStart"/>
       <w:r>
